--- a/情况总结.docx
+++ b/情况总结.docx
@@ -12,47 +12,21 @@
         <w:rPr>
           <w:rFonts w:hint="eastAsia"/>
         </w:rPr>
-        <w:t>这一道</w:t>
+        <w:t>这一道提取红色三角形的题目完成度比较高，但是在最后一个描绘三角形边框并用蓝色描绘的时候不太行，因为我尝试了很多方法，最后输出全是白色边缘。这点很重要的思路是</w:t>
       </w:r>
       <w:proofErr w:type="gramStart"/>
       <w:r>
         <w:rPr>
           <w:rFonts w:hint="eastAsia"/>
         </w:rPr>
-        <w:t>框选红</w:t>
+        <w:t>通过掩码通过掩码</w:t>
       </w:r>
       <w:proofErr w:type="gramEnd"/>
       <w:r>
         <w:rPr>
           <w:rFonts w:hint="eastAsia"/>
         </w:rPr>
-        <w:t>苹果的题完成度大概在60%~70左右</w:t>
-      </w:r>
-      <w:r>
-        <w:rPr>
-          <w:rFonts w:hint="eastAsia"/>
-        </w:rPr>
-        <w:t>。</w:t>
-      </w:r>
-      <w:r>
-        <w:rPr>
-          <w:rFonts w:hint="eastAsia"/>
-        </w:rPr>
-        <w:t>在CSDN和B站等其他学习资源网站上找了很多依然没有找到具体的解决方案所以完成度并不是很高，或者从某种意义上来说没有完成。我的思路是将图片上红苹果的颜色进行选出来之后用Kenny函数进行边缘描绘再通过求最小矩形的函数把它框起来。这个方法也有局限，就是选取颜色的范围很重要，就是整个苹果虽然主体是红色，但是在苹果的底部，由于光线和其他原因导致它是偏黄色的，</w:t>
-      </w:r>
-      <w:proofErr w:type="gramStart"/>
-      <w:r>
-        <w:rPr>
-          <w:rFonts w:hint="eastAsia"/>
-        </w:rPr>
-        <w:t>所以框选不</w:t>
-      </w:r>
-      <w:proofErr w:type="gramEnd"/>
-      <w:r>
-        <w:rPr>
-          <w:rFonts w:hint="eastAsia"/>
-        </w:rPr>
-        <w:t>到，假如我扩大了黄颜色的范围，就会导致引入背景其他黄色元素的干扰。导致边缘非常凹凸不平非常难看。尝试调节黄颜色，很多次还是没有做到。所以最后只保留了提取红颜色。也是通过将默认的RGB值转换成HSV值。设置了两段掩码分别是颜色偏浅和偏深的，合在一起组成整个的红色掩码在对整个提取到的红色掩码进行边缘处理。</w:t>
+        <w:t>提取红色三角形，把红色三角形和其他区域进行划分，然后处理。为了对红色三角形更好的提取，还把一般默认的RGB换成了HSV进行识别。</w:t>
       </w:r>
     </w:p>
     <w:sectPr>
@@ -476,7 +450,7 @@
     <w:link w:val="10"/>
     <w:uiPriority w:val="9"/>
     <w:qFormat/>
-    <w:rsid w:val="00F94CAB"/>
+    <w:rsid w:val="006365D7"/>
     <w:pPr>
       <w:keepNext/>
       <w:keepLines/>
@@ -499,7 +473,7 @@
     <w:semiHidden/>
     <w:unhideWhenUsed/>
     <w:qFormat/>
-    <w:rsid w:val="00F94CAB"/>
+    <w:rsid w:val="006365D7"/>
     <w:pPr>
       <w:keepNext/>
       <w:keepLines/>
@@ -522,7 +496,7 @@
     <w:semiHidden/>
     <w:unhideWhenUsed/>
     <w:qFormat/>
-    <w:rsid w:val="00F94CAB"/>
+    <w:rsid w:val="006365D7"/>
     <w:pPr>
       <w:keepNext/>
       <w:keepLines/>
@@ -545,7 +519,7 @@
     <w:semiHidden/>
     <w:unhideWhenUsed/>
     <w:qFormat/>
-    <w:rsid w:val="00F94CAB"/>
+    <w:rsid w:val="006365D7"/>
     <w:pPr>
       <w:keepNext/>
       <w:keepLines/>
@@ -568,7 +542,7 @@
     <w:semiHidden/>
     <w:unhideWhenUsed/>
     <w:qFormat/>
-    <w:rsid w:val="00F94CAB"/>
+    <w:rsid w:val="006365D7"/>
     <w:pPr>
       <w:keepNext/>
       <w:keepLines/>
@@ -590,7 +564,7 @@
     <w:semiHidden/>
     <w:unhideWhenUsed/>
     <w:qFormat/>
-    <w:rsid w:val="00F94CAB"/>
+    <w:rsid w:val="006365D7"/>
     <w:pPr>
       <w:keepNext/>
       <w:keepLines/>
@@ -613,7 +587,7 @@
     <w:semiHidden/>
     <w:unhideWhenUsed/>
     <w:qFormat/>
-    <w:rsid w:val="00F94CAB"/>
+    <w:rsid w:val="006365D7"/>
     <w:pPr>
       <w:keepNext/>
       <w:keepLines/>
@@ -636,7 +610,7 @@
     <w:semiHidden/>
     <w:unhideWhenUsed/>
     <w:qFormat/>
-    <w:rsid w:val="00F94CAB"/>
+    <w:rsid w:val="006365D7"/>
     <w:pPr>
       <w:keepNext/>
       <w:keepLines/>
@@ -657,7 +631,7 @@
     <w:semiHidden/>
     <w:unhideWhenUsed/>
     <w:qFormat/>
-    <w:rsid w:val="00F94CAB"/>
+    <w:rsid w:val="006365D7"/>
     <w:pPr>
       <w:keepNext/>
       <w:keepLines/>
@@ -701,7 +675,7 @@
     <w:basedOn w:val="a0"/>
     <w:link w:val="1"/>
     <w:uiPriority w:val="9"/>
-    <w:rsid w:val="00F94CAB"/>
+    <w:rsid w:val="006365D7"/>
     <w:rPr>
       <w:rFonts w:asciiTheme="majorHAnsi" w:eastAsiaTheme="majorEastAsia" w:hAnsiTheme="majorHAnsi" w:cstheme="majorBidi"/>
       <w:color w:val="0F4761" w:themeColor="accent1" w:themeShade="BF"/>
@@ -715,7 +689,7 @@
     <w:link w:val="2"/>
     <w:uiPriority w:val="9"/>
     <w:semiHidden/>
-    <w:rsid w:val="00F94CAB"/>
+    <w:rsid w:val="006365D7"/>
     <w:rPr>
       <w:rFonts w:asciiTheme="majorHAnsi" w:eastAsiaTheme="majorEastAsia" w:hAnsiTheme="majorHAnsi" w:cstheme="majorBidi"/>
       <w:color w:val="0F4761" w:themeColor="accent1" w:themeShade="BF"/>
@@ -729,7 +703,7 @@
     <w:link w:val="3"/>
     <w:uiPriority w:val="9"/>
     <w:semiHidden/>
-    <w:rsid w:val="00F94CAB"/>
+    <w:rsid w:val="006365D7"/>
     <w:rPr>
       <w:rFonts w:asciiTheme="majorHAnsi" w:eastAsiaTheme="majorEastAsia" w:hAnsiTheme="majorHAnsi" w:cstheme="majorBidi"/>
       <w:color w:val="0F4761" w:themeColor="accent1" w:themeShade="BF"/>
@@ -743,7 +717,7 @@
     <w:link w:val="4"/>
     <w:uiPriority w:val="9"/>
     <w:semiHidden/>
-    <w:rsid w:val="00F94CAB"/>
+    <w:rsid w:val="006365D7"/>
     <w:rPr>
       <w:rFonts w:cstheme="majorBidi"/>
       <w:color w:val="0F4761" w:themeColor="accent1" w:themeShade="BF"/>
@@ -757,7 +731,7 @@
     <w:link w:val="5"/>
     <w:uiPriority w:val="9"/>
     <w:semiHidden/>
-    <w:rsid w:val="00F94CAB"/>
+    <w:rsid w:val="006365D7"/>
     <w:rPr>
       <w:rFonts w:cstheme="majorBidi"/>
       <w:color w:val="0F4761" w:themeColor="accent1" w:themeShade="BF"/>
@@ -770,7 +744,7 @@
     <w:link w:val="6"/>
     <w:uiPriority w:val="9"/>
     <w:semiHidden/>
-    <w:rsid w:val="00F94CAB"/>
+    <w:rsid w:val="006365D7"/>
     <w:rPr>
       <w:rFonts w:cstheme="majorBidi"/>
       <w:b/>
@@ -784,7 +758,7 @@
     <w:link w:val="7"/>
     <w:uiPriority w:val="9"/>
     <w:semiHidden/>
-    <w:rsid w:val="00F94CAB"/>
+    <w:rsid w:val="006365D7"/>
     <w:rPr>
       <w:rFonts w:cstheme="majorBidi"/>
       <w:b/>
@@ -798,7 +772,7 @@
     <w:link w:val="8"/>
     <w:uiPriority w:val="9"/>
     <w:semiHidden/>
-    <w:rsid w:val="00F94CAB"/>
+    <w:rsid w:val="006365D7"/>
     <w:rPr>
       <w:rFonts w:cstheme="majorBidi"/>
       <w:color w:val="595959" w:themeColor="text1" w:themeTint="A6"/>
@@ -810,7 +784,7 @@
     <w:link w:val="9"/>
     <w:uiPriority w:val="9"/>
     <w:semiHidden/>
-    <w:rsid w:val="00F94CAB"/>
+    <w:rsid w:val="006365D7"/>
     <w:rPr>
       <w:rFonts w:eastAsiaTheme="majorEastAsia" w:cstheme="majorBidi"/>
       <w:color w:val="595959" w:themeColor="text1" w:themeTint="A6"/>
@@ -823,7 +797,7 @@
     <w:link w:val="a4"/>
     <w:uiPriority w:val="10"/>
     <w:qFormat/>
-    <w:rsid w:val="00F94CAB"/>
+    <w:rsid w:val="006365D7"/>
     <w:pPr>
       <w:spacing w:after="80" w:line="240" w:lineRule="auto"/>
       <w:contextualSpacing/>
@@ -842,7 +816,7 @@
     <w:basedOn w:val="a0"/>
     <w:link w:val="a3"/>
     <w:uiPriority w:val="10"/>
-    <w:rsid w:val="00F94CAB"/>
+    <w:rsid w:val="006365D7"/>
     <w:rPr>
       <w:rFonts w:asciiTheme="majorHAnsi" w:eastAsiaTheme="majorEastAsia" w:hAnsiTheme="majorHAnsi" w:cstheme="majorBidi"/>
       <w:spacing w:val="-10"/>
@@ -858,7 +832,7 @@
     <w:link w:val="a6"/>
     <w:uiPriority w:val="11"/>
     <w:qFormat/>
-    <w:rsid w:val="00F94CAB"/>
+    <w:rsid w:val="006365D7"/>
     <w:pPr>
       <w:numPr>
         <w:ilvl w:val="1"/>
@@ -878,7 +852,7 @@
     <w:basedOn w:val="a0"/>
     <w:link w:val="a5"/>
     <w:uiPriority w:val="11"/>
-    <w:rsid w:val="00F94CAB"/>
+    <w:rsid w:val="006365D7"/>
     <w:rPr>
       <w:rFonts w:asciiTheme="majorHAnsi" w:eastAsiaTheme="majorEastAsia" w:hAnsiTheme="majorHAnsi" w:cstheme="majorBidi"/>
       <w:color w:val="595959" w:themeColor="text1" w:themeTint="A6"/>
@@ -894,7 +868,7 @@
     <w:link w:val="a8"/>
     <w:uiPriority w:val="29"/>
     <w:qFormat/>
-    <w:rsid w:val="00F94CAB"/>
+    <w:rsid w:val="006365D7"/>
     <w:pPr>
       <w:spacing w:before="160"/>
       <w:jc w:val="center"/>
@@ -910,7 +884,7 @@
     <w:basedOn w:val="a0"/>
     <w:link w:val="a7"/>
     <w:uiPriority w:val="29"/>
-    <w:rsid w:val="00F94CAB"/>
+    <w:rsid w:val="006365D7"/>
     <w:rPr>
       <w:i/>
       <w:iCs/>
@@ -922,7 +896,7 @@
     <w:basedOn w:val="a"/>
     <w:uiPriority w:val="34"/>
     <w:qFormat/>
-    <w:rsid w:val="00F94CAB"/>
+    <w:rsid w:val="006365D7"/>
     <w:pPr>
       <w:ind w:left="720"/>
       <w:contextualSpacing/>
@@ -933,7 +907,7 @@
     <w:basedOn w:val="a0"/>
     <w:uiPriority w:val="21"/>
     <w:qFormat/>
-    <w:rsid w:val="00F94CAB"/>
+    <w:rsid w:val="006365D7"/>
     <w:rPr>
       <w:i/>
       <w:iCs/>
@@ -947,7 +921,7 @@
     <w:link w:val="ac"/>
     <w:uiPriority w:val="30"/>
     <w:qFormat/>
-    <w:rsid w:val="00F94CAB"/>
+    <w:rsid w:val="006365D7"/>
     <w:pPr>
       <w:pBdr>
         <w:top w:val="single" w:sz="4" w:space="10" w:color="0F4761" w:themeColor="accent1" w:themeShade="BF"/>
@@ -968,7 +942,7 @@
     <w:basedOn w:val="a0"/>
     <w:link w:val="ab"/>
     <w:uiPriority w:val="30"/>
-    <w:rsid w:val="00F94CAB"/>
+    <w:rsid w:val="006365D7"/>
     <w:rPr>
       <w:i/>
       <w:iCs/>
@@ -980,7 +954,7 @@
     <w:basedOn w:val="a0"/>
     <w:uiPriority w:val="32"/>
     <w:qFormat/>
-    <w:rsid w:val="00F94CAB"/>
+    <w:rsid w:val="006365D7"/>
     <w:rPr>
       <w:b/>
       <w:bCs/>
